--- a/docs/Wise_Warrior - UC03_Customizar Perfil do Usuário.docx
+++ b/docs/Wise_Warrior - UC03_Customizar Perfil do Usuário.docx
@@ -2433,7 +2433,6 @@
         </w:rPr>
       </w:pPr>
       <w:bookmarkStart w:id="4" w:name="61192ea06b2a" w:colFirst="0" w:colLast="0"/>
-      <w:bookmarkStart w:id="5" w:name="_GoBack"/>
       <w:bookmarkEnd w:id="4"/>
       <w:r>
         <w:rPr>
@@ -2445,7 +2444,6 @@
         <w:t>Pré-condições</w:t>
       </w:r>
     </w:p>
-    <w:bookmarkEnd w:id="5"/>
     <w:p>
       <w:pPr>
         <w:pStyle w:val="NormalWeb"/>
@@ -2516,8 +2514,8 @@
           <w:szCs w:val="28"/>
         </w:rPr>
       </w:pPr>
-      <w:bookmarkStart w:id="6" w:name="88c31273fb0e" w:colFirst="0" w:colLast="0"/>
-      <w:bookmarkEnd w:id="6"/>
+      <w:bookmarkStart w:id="5" w:name="88c31273fb0e" w:colFirst="0" w:colLast="0"/>
+      <w:bookmarkEnd w:id="5"/>
       <w:r>
         <w:rPr>
           <w:rFonts w:ascii="Times New Roman" w:hAnsi="Times New Roman" w:cs="Times New Roman"/>
@@ -2525,16 +2523,7 @@
           <w:sz w:val="28"/>
           <w:szCs w:val="28"/>
         </w:rPr>
-        <w:t>Fluxo de E</w:t>
-      </w:r>
-      <w:r>
-        <w:rPr>
-          <w:rFonts w:ascii="Times New Roman" w:hAnsi="Times New Roman" w:cs="Times New Roman"/>
-          <w:color w:val="000000"/>
-          <w:sz w:val="28"/>
-          <w:szCs w:val="28"/>
-        </w:rPr>
-        <w:t>ventos</w:t>
+        <w:t>Fluxo de Eventos</w:t>
       </w:r>
     </w:p>
     <w:p>
@@ -2561,8 +2550,8 @@
           <w:szCs w:val="24"/>
         </w:rPr>
       </w:pPr>
-      <w:bookmarkStart w:id="7" w:name="5cef924fd851" w:colFirst="0" w:colLast="0"/>
-      <w:bookmarkEnd w:id="7"/>
+      <w:bookmarkStart w:id="6" w:name="5cef924fd851" w:colFirst="0" w:colLast="0"/>
+      <w:bookmarkEnd w:id="6"/>
       <w:r>
         <w:rPr>
           <w:rFonts w:ascii="Times New Roman" w:hAnsi="Times New Roman" w:cs="Times New Roman"/>
@@ -2582,10 +2571,7 @@
         </w:numPr>
       </w:pPr>
       <w:r>
-        <w:t>O</w:t>
-      </w:r>
-      <w:r>
-        <w:t xml:space="preserve"> usuário acessa a seção "Perfil" no menu lateral.</w:t>
+        <w:t>O usuário acessa a seção "Perfil" no menu lateral.</w:t>
       </w:r>
     </w:p>
     <w:p>
@@ -2618,10 +2604,7 @@
         </w:numPr>
       </w:pPr>
       <w:r>
-        <w:t>O</w:t>
-      </w:r>
-      <w:r>
-        <w:t xml:space="preserve"> usuário seleciona a opção "Customizar".</w:t>
+        <w:t>O usuário seleciona a opção "Customizar".</w:t>
       </w:r>
     </w:p>
     <w:p>
@@ -2654,10 +2637,7 @@
         </w:numPr>
       </w:pPr>
       <w:r>
-        <w:t>O</w:t>
-      </w:r>
-      <w:r>
-        <w:t xml:space="preserve"> usuário seleciona os itens que deseja equipar.</w:t>
+        <w:t>O usuário seleciona os itens que deseja equipar.</w:t>
       </w:r>
     </w:p>
     <w:p>
@@ -2669,10 +2649,7 @@
         </w:numPr>
       </w:pPr>
       <w:r>
-        <w:t>O</w:t>
-      </w:r>
-      <w:r>
-        <w:t xml:space="preserve"> sistema aplica as mudanças visualmente em tempo real na prévia do avatar.</w:t>
+        <w:t>O sistema aplica as mudanças visualmente em tempo real na prévia do avatar.</w:t>
       </w:r>
     </w:p>
     <w:p>
@@ -2684,10 +2661,7 @@
         </w:numPr>
       </w:pPr>
       <w:r>
-        <w:t>O</w:t>
-      </w:r>
-      <w:r>
-        <w:t xml:space="preserve"> usuário confirma as alterações.</w:t>
+        <w:t>O usuário confirma as alterações.</w:t>
       </w:r>
     </w:p>
     <w:p>
@@ -2710,8 +2684,8 @@
         </w:rPr>
         <w:t xml:space="preserve"> sistema salva a nova configuração do perfil no banco de dados</w:t>
       </w:r>
-      <w:bookmarkStart w:id="8" w:name="1da0b1670903" w:colFirst="0" w:colLast="0"/>
-      <w:bookmarkEnd w:id="8"/>
+      <w:bookmarkStart w:id="7" w:name="1da0b1670903" w:colFirst="0" w:colLast="0"/>
+      <w:bookmarkEnd w:id="7"/>
     </w:p>
     <w:p>
       <w:pPr>
@@ -2962,8 +2936,8 @@
           <w:szCs w:val="24"/>
         </w:rPr>
       </w:pPr>
-      <w:bookmarkStart w:id="9" w:name="66c8db1b56c9" w:colFirst="0" w:colLast="0"/>
-      <w:bookmarkEnd w:id="9"/>
+      <w:bookmarkStart w:id="8" w:name="66c8db1b56c9" w:colFirst="0" w:colLast="0"/>
+      <w:bookmarkEnd w:id="8"/>
       <w:r>
         <w:rPr>
           <w:rFonts w:ascii="Times New Roman" w:hAnsi="Times New Roman" w:cs="Times New Roman"/>
@@ -2979,8 +2953,8 @@
         <w:pStyle w:val="NormalWeb"/>
         <w:ind w:firstLine="720"/>
       </w:pPr>
-      <w:bookmarkStart w:id="10" w:name="cb61ad7480f0" w:colFirst="0" w:colLast="0"/>
-      <w:bookmarkEnd w:id="10"/>
+      <w:bookmarkStart w:id="9" w:name="cb61ad7480f0" w:colFirst="0" w:colLast="0"/>
+      <w:bookmarkEnd w:id="9"/>
       <w:r>
         <w:t>** (A01) – Visualizar Conquistas Bloqueadas**</w:t>
       </w:r>
@@ -3052,12 +3026,12 @@
         </w:rPr>
         <w:t>.</w:t>
       </w:r>
-      <w:bookmarkStart w:id="11" w:name="234ec3a6f157" w:colFirst="0" w:colLast="0"/>
-      <w:bookmarkStart w:id="12" w:name="6f5036e6ec84" w:colFirst="0" w:colLast="0"/>
-      <w:bookmarkStart w:id="13" w:name="f545e08cb9f2" w:colFirst="0" w:colLast="0"/>
+      <w:bookmarkStart w:id="10" w:name="234ec3a6f157" w:colFirst="0" w:colLast="0"/>
+      <w:bookmarkStart w:id="11" w:name="6f5036e6ec84" w:colFirst="0" w:colLast="0"/>
+      <w:bookmarkStart w:id="12" w:name="f545e08cb9f2" w:colFirst="0" w:colLast="0"/>
+      <w:bookmarkEnd w:id="10"/>
       <w:bookmarkEnd w:id="11"/>
       <w:bookmarkEnd w:id="12"/>
-      <w:bookmarkEnd w:id="13"/>
     </w:p>
     <w:p>
       <w:pPr>
@@ -3589,8 +3563,8 @@
           <w:szCs w:val="28"/>
         </w:rPr>
       </w:pPr>
-      <w:bookmarkStart w:id="14" w:name="e828d79fdbe2" w:colFirst="0" w:colLast="0"/>
-      <w:bookmarkEnd w:id="14"/>
+      <w:bookmarkStart w:id="13" w:name="e828d79fdbe2" w:colFirst="0" w:colLast="0"/>
+      <w:bookmarkEnd w:id="13"/>
       <w:r>
         <w:rPr>
           <w:rFonts w:ascii="Times New Roman" w:hAnsi="Times New Roman" w:cs="Times New Roman"/>
@@ -3600,8 +3574,8 @@
         </w:rPr>
         <w:t>Requisitos Especiais</w:t>
       </w:r>
-      <w:bookmarkStart w:id="15" w:name="f40295d3e337" w:colFirst="0" w:colLast="0"/>
-      <w:bookmarkEnd w:id="15"/>
+      <w:bookmarkStart w:id="14" w:name="f40295d3e337" w:colFirst="0" w:colLast="0"/>
+      <w:bookmarkEnd w:id="14"/>
       <w:r>
         <w:rPr>
           <w:rFonts w:ascii="Times New Roman" w:hAnsi="Times New Roman" w:cs="Times New Roman"/>
@@ -3734,8 +3708,8 @@
           <w:szCs w:val="28"/>
         </w:rPr>
       </w:pPr>
-      <w:bookmarkStart w:id="16" w:name="c8720f941f91" w:colFirst="0" w:colLast="0"/>
-      <w:bookmarkEnd w:id="16"/>
+      <w:bookmarkStart w:id="15" w:name="c8720f941f91" w:colFirst="0" w:colLast="0"/>
+      <w:bookmarkEnd w:id="15"/>
       <w:r>
         <w:rPr>
           <w:rFonts w:ascii="Times New Roman" w:hAnsi="Times New Roman" w:cs="Times New Roman"/>
@@ -3745,8 +3719,8 @@
         </w:rPr>
         <w:t>Regras de negócio específicas</w:t>
       </w:r>
-      <w:bookmarkStart w:id="17" w:name="71166a315093" w:colFirst="0" w:colLast="0"/>
-      <w:bookmarkEnd w:id="17"/>
+      <w:bookmarkStart w:id="16" w:name="71166a315093" w:colFirst="0" w:colLast="0"/>
+      <w:bookmarkEnd w:id="16"/>
     </w:p>
     <w:p>
       <w:pPr>
@@ -3811,8 +3785,8 @@
           <w:szCs w:val="28"/>
         </w:rPr>
       </w:pPr>
-      <w:bookmarkStart w:id="18" w:name="6baa678213a6" w:colFirst="0" w:colLast="0"/>
-      <w:bookmarkEnd w:id="18"/>
+      <w:bookmarkStart w:id="17" w:name="6baa678213a6" w:colFirst="0" w:colLast="0"/>
+      <w:bookmarkEnd w:id="17"/>
       <w:r>
         <w:rPr>
           <w:rFonts w:ascii="Times New Roman" w:hAnsi="Times New Roman" w:cs="Times New Roman"/>
@@ -3821,48 +3795,6 @@
           <w:szCs w:val="28"/>
         </w:rPr>
         <w:t>Detalhamento das Interfaces com Usuários</w:t>
-      </w:r>
-    </w:p>
-    <w:p>
-      <w:pPr>
-        <w:pStyle w:val="Ttulo2"/>
-        <w:keepNext w:val="0"/>
-        <w:keepLines w:val="0"/>
-        <w:widowControl w:val="0"/>
-        <w:pBdr>
-          <w:top w:val="nil"/>
-          <w:left w:val="nil"/>
-          <w:bottom w:val="nil"/>
-          <w:right w:val="nil"/>
-          <w:between w:val="nil"/>
-        </w:pBdr>
-        <w:ind w:firstLine="720"/>
-      </w:pPr>
-      <w:bookmarkStart w:id="19" w:name="956bce92169b" w:colFirst="0" w:colLast="0"/>
-      <w:bookmarkEnd w:id="19"/>
-      <w:r>
-        <w:rPr>
-          <w:color w:val="000000"/>
-        </w:rPr>
-        <w:t xml:space="preserve"> </w:t>
-      </w:r>
-      <w:r>
-        <w:rPr>
-          <w:color w:val="000000"/>
-        </w:rPr>
-        <w:t>(I01) - &lt;</w:t>
-      </w:r>
-      <w:r>
-        <w:rPr>
-          <w:color w:val="000000"/>
-        </w:rPr>
-        <w:t xml:space="preserve"> Tela de inventário RPG </w:t>
-      </w:r>
-      <w:r>
-        <w:rPr>
-          <w:color w:val="000000"/>
-        </w:rPr>
-        <w:t>&gt;</w:t>
       </w:r>
     </w:p>
     <w:p>
@@ -3883,35 +3815,13 @@
           <w:between w:val="nil"/>
         </w:pBdr>
       </w:pPr>
-      <w:bookmarkStart w:id="20" w:name="168f710b53ad" w:colFirst="0" w:colLast="0"/>
+      <w:bookmarkStart w:id="18" w:name="956bce92169b" w:colFirst="0" w:colLast="0"/>
+      <w:bookmarkStart w:id="19" w:name="168f710b53ad" w:colFirst="0" w:colLast="0"/>
+      <w:bookmarkStart w:id="20" w:name="5923608b5a72" w:colFirst="0" w:colLast="0"/>
+      <w:bookmarkStart w:id="21" w:name="_GoBack"/>
+      <w:bookmarkEnd w:id="18"/>
+      <w:bookmarkEnd w:id="19"/>
       <w:bookmarkEnd w:id="20"/>
-      <w:r>
-        <w:rPr>
-          <w:color w:val="000000"/>
-        </w:rPr>
-        <w:lastRenderedPageBreak/>
-        <w:t>Imagem</w:t>
-      </w:r>
-    </w:p>
-    <w:p>
-      <w:pPr>
-        <w:pStyle w:val="Ttulo3"/>
-        <w:keepNext w:val="0"/>
-        <w:keepLines w:val="0"/>
-        <w:widowControl w:val="0"/>
-        <w:numPr>
-          <w:ilvl w:val="2"/>
-          <w:numId w:val="1"/>
-        </w:numPr>
-        <w:pBdr>
-          <w:top w:val="nil"/>
-          <w:left w:val="nil"/>
-          <w:bottom w:val="nil"/>
-          <w:right w:val="nil"/>
-          <w:between w:val="nil"/>
-        </w:pBdr>
-      </w:pPr>
-      <w:bookmarkStart w:id="21" w:name="5923608b5a72" w:colFirst="0" w:colLast="0"/>
       <w:bookmarkEnd w:id="21"/>
       <w:r>
         <w:rPr>
@@ -3979,15 +3889,8 @@
                 <w:bCs/>
                 <w:color w:val="000000"/>
               </w:rPr>
-              <w:t>N</w:t>
-            </w:r>
-            <w:r>
-              <w:rPr>
-                <w:b/>
-                <w:bCs/>
-                <w:color w:val="000000"/>
-              </w:rPr>
-              <w:t>o.</w:t>
+              <w:lastRenderedPageBreak/>
+              <w:t>No.</w:t>
             </w:r>
           </w:p>
         </w:tc>
@@ -4887,15 +4790,7 @@
                 <w:bCs/>
                 <w:color w:val="000000"/>
               </w:rPr>
-              <w:t>N</w:t>
-            </w:r>
-            <w:r>
-              <w:rPr>
-                <w:b/>
-                <w:bCs/>
-                <w:color w:val="000000"/>
-              </w:rPr>
-              <w:t>o.</w:t>
+              <w:t>No.</w:t>
             </w:r>
           </w:p>
         </w:tc>
@@ -5415,15 +5310,7 @@
                 <w:bCs/>
                 <w:color w:val="000000"/>
               </w:rPr>
-              <w:t>N</w:t>
-            </w:r>
-            <w:r>
-              <w:rPr>
-                <w:b/>
-                <w:bCs/>
-                <w:color w:val="000000"/>
-              </w:rPr>
-              <w:t>o.</w:t>
+              <w:t>No.</w:t>
             </w:r>
           </w:p>
         </w:tc>
@@ -6236,15 +6123,7 @@
                 <w:bCs/>
                 <w:color w:val="000000"/>
               </w:rPr>
-              <w:t>N</w:t>
-            </w:r>
-            <w:r>
-              <w:rPr>
-                <w:b/>
-                <w:bCs/>
-                <w:color w:val="000000"/>
-              </w:rPr>
-              <w:t>o.</w:t>
+              <w:t>No.</w:t>
             </w:r>
           </w:p>
         </w:tc>
@@ -6765,7 +6644,6 @@
           <w:sz w:val="20"/>
           <w:szCs w:val="20"/>
         </w:rPr>
-        <w:lastRenderedPageBreak/>
         <w:t>Referências de Benchmark</w:t>
       </w:r>
       <w:r>
@@ -6904,6 +6782,7 @@
           <w:sz w:val="20"/>
           <w:szCs w:val="20"/>
         </w:rPr>
+        <w:lastRenderedPageBreak/>
         <w:t>Contexto de Desenvolvimento</w:t>
       </w:r>
       <w:r>
